--- a/test_html.docx
+++ b/test_html.docx
@@ -15,7 +15,7 @@
         <w:pStyle w:val="Author"/>
       </w:pPr>
       <w:r>
-        <w:t xml:space="preserve">Peñaloza-Bojacá, G.F.; Villarreal, J.C.; Villarreal Lab.</w:t>
+        <w:t xml:space="preserve">Peñaloza-Bojacá, G.F.; Villarreal, J.C; Villarreal Lab.</w:t>
       </w:r>
     </w:p>
     <w:p>
